--- a/public/2026/projets/FICHE_S5-A06_SyntheseRisques_3eme.docx
+++ b/public/2026/projets/FICHE_S5-A06_SyntheseRisques_3eme.docx
@@ -213,32 +213,6 @@
               <w:t xml:space="preserve">ACTIVITÉ N°06  ·  S31</w:t>
             </w:r>
           </w:p>
-          <w:p>
-            <w:pPr>
-              <w:spacing w:after="0"/>
-            </w:pPr>
-            <w:r>
-              <w:rPr>
-                <w:rFonts w:ascii="Arial" w:cs="Arial" w:eastAsia="Arial" w:hAnsi="Arial"/>
-                <w:sz w:val="14"/>
-                <w:szCs w:val="14"/>
-              </w:rPr>
-              <w:t xml:space="preserve">NOM : ..............................</w:t>
-            </w:r>
-          </w:p>
-          <w:p>
-            <w:pPr>
-              <w:spacing w:after="0"/>
-            </w:pPr>
-            <w:r>
-              <w:rPr>
-                <w:rFonts w:ascii="Arial" w:cs="Arial" w:eastAsia="Arial" w:hAnsi="Arial"/>
-                <w:sz w:val="14"/>
-                <w:szCs w:val="14"/>
-              </w:rPr>
-              <w:t xml:space="preserve">PRÉNOM : .........................</w:t>
-            </w:r>
-          </w:p>
         </w:tc>
         <w:tc>
           <w:tcPr>
@@ -1141,7 +1115,7 @@
     </w:p>
     <w:p>
       <w:pPr>
-        <w:spacing w:after="48" w:before="50"/>
+        <w:spacing w:after="230" w:before="50"/>
       </w:pPr>
       <w:r>
         <w:rPr>
@@ -2251,7 +2225,7 @@
     </w:p>
     <w:p>
       <w:pPr>
-        <w:spacing w:after="48" w:before="50"/>
+        <w:spacing w:after="230" w:before="50"/>
       </w:pPr>
       <w:r>
         <w:rPr>
@@ -2263,12 +2237,12 @@
           <w:sz w:val="24"/>
           <w:szCs w:val="24"/>
         </w:rPr>
-        <w:t xml:space="preserve">Les gains ne s'additionnent pas exactement parce que ..............................................</w:t>
-      </w:r>
-    </w:p>
-    <w:p>
-      <w:pPr>
-        <w:spacing w:after="128"/>
+        <w:t xml:space="preserve">Les gains ne s'additionnent pas exactement parce que ....................................................</w:t>
+      </w:r>
+    </w:p>
+    <w:p>
+      <w:pPr>
+        <w:spacing w:after="240"/>
       </w:pPr>
       <w:r>
         <w:rPr>
@@ -2280,12 +2254,12 @@
           <w:sz w:val="24"/>
           <w:szCs w:val="24"/>
         </w:rPr>
-        <w:t xml:space="preserve">..............................................................................</w:t>
-      </w:r>
-    </w:p>
-    <w:p>
-      <w:pPr>
-        <w:spacing w:after="128"/>
+        <w:t xml:space="preserve">............................................................................................................................................</w:t>
+      </w:r>
+    </w:p>
+    <w:p>
+      <w:pPr>
+        <w:spacing w:after="240"/>
       </w:pPr>
       <w:r>
         <w:rPr>
@@ -2297,7 +2271,7 @@
           <w:sz w:val="24"/>
           <w:szCs w:val="24"/>
         </w:rPr>
-        <w:t xml:space="preserve">..............................................................................</w:t>
+        <w:t xml:space="preserve">............................................................................................................................................</w:t>
       </w:r>
     </w:p>
     <w:p>

--- a/public/2026/projets/FICHE_S5-A06_SyntheseRisques_3eme.docx
+++ b/public/2026/projets/FICHE_S5-A06_SyntheseRisques_3eme.docx
@@ -820,7 +820,7 @@
                 <w:sz w:val="24"/>
                 <w:szCs w:val="24"/>
               </w:rPr>
-              <w:t xml:space="preserve">................</w:t>
+              <w:t xml:space="preserve">..........................................</w:t>
             </w:r>
           </w:p>
         </w:tc>
@@ -857,7 +857,7 @@
                 <w:sz w:val="24"/>
                 <w:szCs w:val="24"/>
               </w:rPr>
-              <w:t xml:space="preserve">..........</w:t>
+              <w:t xml:space="preserve">..........................................</w:t>
             </w:r>
           </w:p>
         </w:tc>
@@ -936,7 +936,7 @@
                 <w:sz w:val="24"/>
                 <w:szCs w:val="24"/>
               </w:rPr>
-              <w:t xml:space="preserve">................</w:t>
+              <w:t xml:space="preserve">..........................................</w:t>
             </w:r>
           </w:p>
         </w:tc>
@@ -973,7 +973,7 @@
                 <w:sz w:val="24"/>
                 <w:szCs w:val="24"/>
               </w:rPr>
-              <w:t xml:space="preserve">..........</w:t>
+              <w:t xml:space="preserve">..........................................</w:t>
             </w:r>
           </w:p>
         </w:tc>
@@ -1048,7 +1048,7 @@
                 <w:sz w:val="24"/>
                 <w:szCs w:val="24"/>
               </w:rPr>
-              <w:t xml:space="preserve">................</w:t>
+              <w:t xml:space="preserve">..........................................</w:t>
             </w:r>
           </w:p>
         </w:tc>
@@ -1083,7 +1083,7 @@
                 <w:sz w:val="24"/>
                 <w:szCs w:val="24"/>
               </w:rPr>
-              <w:t xml:space="preserve">..........</w:t>
+              <w:t xml:space="preserve">..........................................</w:t>
             </w:r>
           </w:p>
         </w:tc>
@@ -1383,7 +1383,7 @@
                 <w:sz w:val="24"/>
                 <w:szCs w:val="24"/>
               </w:rPr>
-              <w:t xml:space="preserve">..............</w:t>
+              <w:t xml:space="preserve">...........................................</w:t>
             </w:r>
           </w:p>
         </w:tc>
@@ -1462,7 +1462,7 @@
                 <w:sz w:val="24"/>
                 <w:szCs w:val="24"/>
               </w:rPr>
-              <w:t xml:space="preserve">..............</w:t>
+              <w:t xml:space="preserve">...........................................</w:t>
             </w:r>
           </w:p>
         </w:tc>
@@ -1537,7 +1537,7 @@
                 <w:sz w:val="24"/>
                 <w:szCs w:val="24"/>
               </w:rPr>
-              <w:t xml:space="preserve">..............</w:t>
+              <w:t xml:space="preserve">...........................................</w:t>
             </w:r>
           </w:p>
         </w:tc>

--- a/public/2026/projets/FICHE_S5-A06_SyntheseRisques_3eme.docx
+++ b/public/2026/projets/FICHE_S5-A06_SyntheseRisques_3eme.docx
@@ -349,8 +349,37 @@
       <w:pPr>
         <w:keepNext/>
         <w:keepLines/>
+        <w:spacing w:after="60"/>
+      </w:pPr>
+    </w:p>
+    <w:p>
+      <w:pPr>
         <w:spacing w:after="128"/>
       </w:pPr>
+      <w:r>
+        <w:rPr>
+          <w:rFonts w:ascii="Arial" w:cs="Arial" w:eastAsia="Arial" w:hAnsi="Arial"/>
+          <w:b/>
+          <w:bCs/>
+          <w:i w:val="false"/>
+          <w:iCs w:val="false"/>
+          <w:sz w:val="24"/>
+          <w:szCs w:val="24"/>
+        </w:rPr>
+        <w:t xml:space="preserve">OBJECTIF — </w:t>
+      </w:r>
+      <w:r>
+        <w:rPr>
+          <w:rFonts w:ascii="Arial" w:cs="Arial" w:eastAsia="Arial" w:hAnsi="Arial"/>
+          <w:b w:val="false"/>
+          <w:bCs w:val="false"/>
+          <w:i w:val="false"/>
+          <w:iCs w:val="false"/>
+          <w:sz w:val="24"/>
+          <w:szCs w:val="24"/>
+        </w:rPr>
+        <w:t xml:space="preserve">Tu sauras désigner la meilleure solution et parler des risques pour l'audition.</w:t>
+      </w:r>
     </w:p>
     <w:tbl>
       <w:tblPr>
